--- a/src/employee_help/discovery/generator/templates/pleading_paper.docx
+++ b/src/employee_help/discovery/generator/templates/pleading_paper.docx
@@ -487,6 +487,212 @@
         <w:t xml:space="preserve">                                        Attorney for {{ attorney_for }}</w:t>
       </w:r>
     </w:p>
+    <w:p>
+      <w:pPr>
+        <w:spacing w:lineRule="exact" w:line="480" w:before="0" w:after="0"/>
+      </w:pPr>
+      <w:r>
+        <w:rPr>
+          <w:rFonts w:ascii="Times New Roman" w:hAnsi="Times New Roman"/>
+          <w:sz w:val="24"/>
+        </w:rPr>
+        <w:t>{% if declaration %}</w:t>
+      </w:r>
+    </w:p>
+    <w:p>
+      <w:pPr>
+        <w:spacing w:lineRule="exact" w:line="480" w:before="0" w:after="0"/>
+      </w:pPr>
+      <w:r>
+        <w:rPr>
+          <w:rFonts w:ascii="Times New Roman" w:hAnsi="Times New Roman"/>
+          <w:sz w:val="24"/>
+        </w:rPr>
+        <w:br w:type="page"/>
+      </w:r>
+    </w:p>
+    <w:p>
+      <w:pPr>
+        <w:spacing w:lineRule="exact" w:line="480" w:before="0" w:after="0"/>
+        <w:jc w:val="center"/>
+      </w:pPr>
+      <w:r>
+        <w:rPr>
+          <w:rFonts w:ascii="Times New Roman" w:hAnsi="Times New Roman"/>
+          <w:b/>
+          <w:sz w:val="24"/>
+        </w:rPr>
+        <w:t>DECLARATION FOR ADDITIONAL DISCOVERY</w:t>
+      </w:r>
+    </w:p>
+    <w:p>
+      <w:pPr>
+        <w:spacing w:lineRule="exact" w:line="480" w:before="0" w:after="0"/>
+        <w:jc w:val="center"/>
+      </w:pPr>
+      <w:r>
+        <w:rPr>
+          <w:rFonts w:ascii="Times New Roman" w:hAnsi="Times New Roman"/>
+          <w:sz w:val="24"/>
+        </w:rPr>
+        <w:t>(Code of Civil Procedure § {{ declaration.ccp_section }})</w:t>
+      </w:r>
+    </w:p>
+    <w:p/>
+    <w:p>
+      <w:pPr>
+        <w:spacing w:lineRule="exact" w:line="480" w:before="0" w:after="0"/>
+      </w:pPr>
+      <w:r>
+        <w:rPr>
+          <w:rFonts w:ascii="Times New Roman" w:hAnsi="Times New Roman"/>
+          <w:sz w:val="24"/>
+        </w:rPr>
+        <w:t>I, {{ declaration.declarant_name }}, declare:</w:t>
+      </w:r>
+    </w:p>
+    <w:p/>
+    <w:p>
+      <w:pPr>
+        <w:spacing w:lineRule="exact" w:line="480" w:before="0" w:after="0"/>
+      </w:pPr>
+      <w:r>
+        <w:rPr>
+          <w:rFonts w:ascii="Times New Roman" w:hAnsi="Times New Roman"/>
+          <w:sz w:val="24"/>
+        </w:rPr>
+        <w:t>1.  I am the attorney for {{ declaration.attorney_for }} in this action.</w:t>
+      </w:r>
+    </w:p>
+    <w:p/>
+    <w:p>
+      <w:pPr>
+        <w:spacing w:lineRule="exact" w:line="480" w:before="0" w:after="0"/>
+      </w:pPr>
+      <w:r>
+        <w:rPr>
+          <w:rFonts w:ascii="Times New Roman" w:hAnsi="Times New Roman"/>
+          <w:sz w:val="24"/>
+        </w:rPr>
+        <w:t>2.  This discovery set contains {{ declaration.request_count }} {{ declaration.request_type_plural }}, which exceeds the limit of 35 set forth in CCP § {{ declaration.limit_section }}.</w:t>
+      </w:r>
+    </w:p>
+    <w:p/>
+    <w:p>
+      <w:pPr>
+        <w:spacing w:lineRule="exact" w:line="480" w:before="0" w:after="0"/>
+      </w:pPr>
+      <w:r>
+        <w:rPr>
+          <w:rFonts w:ascii="Times New Roman" w:hAnsi="Times New Roman"/>
+          <w:sz w:val="24"/>
+        </w:rPr>
+        <w:t>3.  I have personally examined each {{ declaration.request_type_singular }} in this set.</w:t>
+      </w:r>
+    </w:p>
+    <w:p/>
+    <w:p>
+      <w:pPr>
+        <w:spacing w:lineRule="exact" w:line="480" w:before="0" w:after="0"/>
+      </w:pPr>
+      <w:r>
+        <w:rPr>
+          <w:rFonts w:ascii="Times New Roman" w:hAnsi="Times New Roman"/>
+          <w:sz w:val="24"/>
+        </w:rPr>
+        <w:t>4.  None of the {{ declaration.request_type_plural }} in this set is being propounded for any improper purpose, such as to harass, cause unnecessary delay, or needlessly increase the cost of litigation.</w:t>
+      </w:r>
+    </w:p>
+    <w:p/>
+    <w:p>
+      <w:pPr>
+        <w:spacing w:lineRule="exact" w:line="480" w:before="0" w:after="0"/>
+      </w:pPr>
+      <w:r>
+        <w:rPr>
+          <w:rFonts w:ascii="Times New Roman" w:hAnsi="Times New Roman"/>
+          <w:sz w:val="24"/>
+        </w:rPr>
+        <w:t>5.  None of the {{ declaration.request_type_plural }} is unreasonably cumulative or duplicative, or can be obtained from some other source that is more convenient, less burdensome, or less expensive.</w:t>
+      </w:r>
+    </w:p>
+    <w:p/>
+    <w:p>
+      <w:pPr>
+        <w:spacing w:lineRule="exact" w:line="480" w:before="0" w:after="0"/>
+      </w:pPr>
+      <w:r>
+        <w:rPr>
+          <w:rFonts w:ascii="Times New Roman" w:hAnsi="Times New Roman"/>
+          <w:sz w:val="24"/>
+        </w:rPr>
+        <w:t>6.  Each {{ declaration.request_type_singular }} in this set is warranted because {{ declaration.justification }}.</w:t>
+      </w:r>
+    </w:p>
+    <w:p/>
+    <w:p>
+      <w:pPr>
+        <w:spacing w:lineRule="exact" w:line="480" w:before="0" w:after="0"/>
+      </w:pPr>
+      <w:r>
+        <w:rPr>
+          <w:rFonts w:ascii="Times New Roman" w:hAnsi="Times New Roman"/>
+          <w:sz w:val="24"/>
+        </w:rPr>
+        <w:t>I declare under penalty of perjury under the laws of the State of California that the foregoing is true and correct.</w:t>
+      </w:r>
+    </w:p>
+    <w:p/>
+    <w:p>
+      <w:pPr>
+        <w:spacing w:lineRule="exact" w:line="480" w:before="0" w:after="0"/>
+      </w:pPr>
+      <w:r>
+        <w:rPr>
+          <w:rFonts w:ascii="Times New Roman" w:hAnsi="Times New Roman"/>
+          <w:sz w:val="24"/>
+        </w:rPr>
+        <w:t>Dated: {{ date }}</w:t>
+      </w:r>
+    </w:p>
+    <w:p/>
+    <w:p/>
+    <w:p>
+      <w:pPr>
+        <w:spacing w:lineRule="exact" w:line="480" w:before="0" w:after="0"/>
+      </w:pPr>
+      <w:r>
+        <w:rPr>
+          <w:rFonts w:ascii="Times New Roman" w:hAnsi="Times New Roman"/>
+          <w:sz w:val="24"/>
+        </w:rPr>
+        <w:t xml:space="preserve">                                        ____________________________________</w:t>
+      </w:r>
+    </w:p>
+    <w:p>
+      <w:pPr>
+        <w:spacing w:lineRule="exact" w:line="480" w:before="0" w:after="0"/>
+      </w:pPr>
+      <w:r>
+        <w:rPr>
+          <w:rFonts w:ascii="Times New Roman" w:hAnsi="Times New Roman"/>
+          <w:sz w:val="24"/>
+        </w:rPr>
+        <w:t xml:space="preserve">                                        {{ declaration.declarant_name }}</w:t>
+      </w:r>
+    </w:p>
+    <w:p>
+      <w:pPr>
+        <w:spacing w:lineRule="exact" w:line="480" w:before="0" w:after="0"/>
+      </w:pPr>
+      <w:r>
+        <w:rPr>
+          <w:rFonts w:ascii="Times New Roman" w:hAnsi="Times New Roman"/>
+          <w:sz w:val="24"/>
+        </w:rPr>
+        <w:t>{% endif %}</w:t>
+      </w:r>
+    </w:p>
     <w:sectPr>
       <w:footerReference w:type="default" r:id="rId9"/>
       <w:pgSz w:w="12240" w:h="15840"/>
